--- a/Day-13/README.docx
+++ b/Day-13/README.docx
@@ -10,7 +10,7 @@
         <w:rPr>
           <w:b/>
           <w:color w:val="2F5597"/>
-          <w:sz w:val="24"/>
+          <w:sz w:val="22"/>
         </w:rPr>
         <w:t>DAY 13</w:t>
       </w:r>
@@ -21,9 +21,9 @@
         <w:jc w:val="center"/>
       </w:pPr>
       <w:r>
-        <w:t>Advanced Selenium Automation</w:t>
+        <w:t>Advanced Selenium &amp;</w:t>
         <w:br/>
-        <w:t>with SauceDemo</w:t>
+        <w:t>Automation Frameworks</w:t>
       </w:r>
     </w:p>
     <w:p>
@@ -35,12 +35,12 @@
           <w:b/>
           <w:sz w:val="20"/>
         </w:rPr>
-        <w:t>Java  •  Selenium WebDriver  •  TestNG  •  Maven  •  Page Object Model</w:t>
+        <w:t>Java • Selenium WebDriver • TestNG • Maven • Page Object Model</w:t>
       </w:r>
     </w:p>
     <w:p>
       <w:r>
-        <w:t>A beginner-friendly guide to one clear, reusable automation framework.</w:t>
+        <w:t>Learning guide and framework documentation</w:t>
       </w:r>
     </w:p>
     <w:p>
@@ -48,12 +48,47 @@
         <w:pStyle w:val="Heading1"/>
       </w:pPr>
       <w:r>
-        <w:t>1. Goal</w:t>
+        <w:t>Learning Objectives</w:t>
       </w:r>
     </w:p>
     <w:p>
+      <w:pPr>
+        <w:pStyle w:val="ListBullet"/>
+      </w:pPr>
       <w:r>
-        <w:t>Build one maintainable automation framework for SauceDemo. Create page classes for the website, test classes for scenarios, shared setup in BaseTest, and reusable wait helpers. Follow the steps in order rather than combining old notes without a plan.</w:t>
+        <w:t>Handle complex Selenium scenarios.</w:t>
+      </w:r>
+    </w:p>
+    <w:p>
+      <w:pPr>
+        <w:pStyle w:val="ListBullet"/>
+      </w:pPr>
+      <w:r>
+        <w:t>Understand implicit, explicit, and fluent waits.</w:t>
+      </w:r>
+    </w:p>
+    <w:p>
+      <w:pPr>
+        <w:pStyle w:val="ListBullet"/>
+      </w:pPr>
+      <w:r>
+        <w:t>Implement the Page Object Model (POM).</w:t>
+      </w:r>
+    </w:p>
+    <w:p>
+      <w:pPr>
+        <w:pStyle w:val="ListBullet"/>
+      </w:pPr>
+      <w:r>
+        <w:t>Use TestNG annotations, assertions, data providers, suites, priorities, and parallel-execution settings.</w:t>
+      </w:r>
+    </w:p>
+    <w:p>
+      <w:pPr>
+        <w:pStyle w:val="ListBullet"/>
+      </w:pPr>
+      <w:r>
+        <w:t>Organize reusable automation code into a maintainable framework.</w:t>
       </w:r>
     </w:p>
     <w:p>
@@ -61,7 +96,438 @@
         <w:pStyle w:val="Heading1"/>
       </w:pPr>
       <w:r>
-        <w:t>2. Simple definitions</w:t>
+        <w:t>Project Folder Structure</w:t>
+      </w:r>
+    </w:p>
+    <w:p>
+      <w:pPr>
+        <w:spacing w:before="40" w:after="120"/>
+        <w:ind w:left="259" w:right="144"/>
+        <w:shd w:fill="F2F4F7"/>
+      </w:pPr>
+      <w:r>
+        <w:rPr>
+          <w:rFonts w:ascii="Consolas" w:hAnsi="Consolas"/>
+          <w:sz w:val="16"/>
+        </w:rPr>
+        <w:t>Day13-Selenium-Framework/</w:t>
+      </w:r>
+      <w:r>
+        <w:br/>
+      </w:r>
+      <w:r>
+        <w:rPr>
+          <w:rFonts w:ascii="Consolas" w:hAnsi="Consolas"/>
+          <w:sz w:val="16"/>
+        </w:rPr>
+        <w:t>├── pom.xml</w:t>
+      </w:r>
+      <w:r>
+        <w:br/>
+      </w:r>
+      <w:r>
+        <w:rPr>
+          <w:rFonts w:ascii="Consolas" w:hAnsi="Consolas"/>
+          <w:sz w:val="16"/>
+        </w:rPr>
+        <w:t>├── testng.xml</w:t>
+      </w:r>
+      <w:r>
+        <w:br/>
+      </w:r>
+      <w:r>
+        <w:rPr>
+          <w:rFonts w:ascii="Consolas" w:hAnsi="Consolas"/>
+          <w:sz w:val="16"/>
+        </w:rPr>
+        <w:t>├── README.md</w:t>
+      </w:r>
+      <w:r>
+        <w:br/>
+      </w:r>
+      <w:r>
+        <w:rPr>
+          <w:rFonts w:ascii="Consolas" w:hAnsi="Consolas"/>
+          <w:sz w:val="16"/>
+        </w:rPr>
+        <w:t>└── src/test/</w:t>
+      </w:r>
+      <w:r>
+        <w:br/>
+      </w:r>
+      <w:r>
+        <w:rPr>
+          <w:rFonts w:ascii="Consolas" w:hAnsi="Consolas"/>
+          <w:sz w:val="16"/>
+        </w:rPr>
+        <w:t xml:space="preserve">    ├── java/</w:t>
+      </w:r>
+      <w:r>
+        <w:br/>
+      </w:r>
+      <w:r>
+        <w:rPr>
+          <w:rFonts w:ascii="Consolas" w:hAnsi="Consolas"/>
+          <w:sz w:val="16"/>
+        </w:rPr>
+        <w:t xml:space="preserve">    │   ├── base/BaseTest.java</w:t>
+      </w:r>
+      <w:r>
+        <w:br/>
+      </w:r>
+      <w:r>
+        <w:rPr>
+          <w:rFonts w:ascii="Consolas" w:hAnsi="Consolas"/>
+          <w:sz w:val="16"/>
+        </w:rPr>
+        <w:t xml:space="preserve">    │   ├── pages/</w:t>
+      </w:r>
+      <w:r>
+        <w:br/>
+      </w:r>
+      <w:r>
+        <w:rPr>
+          <w:rFonts w:ascii="Consolas" w:hAnsi="Consolas"/>
+          <w:sz w:val="16"/>
+        </w:rPr>
+        <w:t xml:space="preserve">    │   │   ├── LoginPage.java</w:t>
+      </w:r>
+      <w:r>
+        <w:br/>
+      </w:r>
+      <w:r>
+        <w:rPr>
+          <w:rFonts w:ascii="Consolas" w:hAnsi="Consolas"/>
+          <w:sz w:val="16"/>
+        </w:rPr>
+        <w:t xml:space="preserve">    │   │   ├── HomePage.java</w:t>
+      </w:r>
+      <w:r>
+        <w:br/>
+      </w:r>
+      <w:r>
+        <w:rPr>
+          <w:rFonts w:ascii="Consolas" w:hAnsi="Consolas"/>
+          <w:sz w:val="16"/>
+        </w:rPr>
+        <w:t xml:space="preserve">    │   │   ├── InventoryPage.java</w:t>
+      </w:r>
+      <w:r>
+        <w:br/>
+      </w:r>
+      <w:r>
+        <w:rPr>
+          <w:rFonts w:ascii="Consolas" w:hAnsi="Consolas"/>
+          <w:sz w:val="16"/>
+        </w:rPr>
+        <w:t xml:space="preserve">    │   │   ├── CartPage.java</w:t>
+      </w:r>
+      <w:r>
+        <w:br/>
+      </w:r>
+      <w:r>
+        <w:rPr>
+          <w:rFonts w:ascii="Consolas" w:hAnsi="Consolas"/>
+          <w:sz w:val="16"/>
+        </w:rPr>
+        <w:t xml:space="preserve">    │   │   ├── CheckoutPage.java</w:t>
+      </w:r>
+      <w:r>
+        <w:br/>
+      </w:r>
+      <w:r>
+        <w:rPr>
+          <w:rFonts w:ascii="Consolas" w:hAnsi="Consolas"/>
+          <w:sz w:val="16"/>
+        </w:rPr>
+        <w:t xml:space="preserve">    │   │   └── PracticePage.java</w:t>
+      </w:r>
+      <w:r>
+        <w:br/>
+      </w:r>
+      <w:r>
+        <w:rPr>
+          <w:rFonts w:ascii="Consolas" w:hAnsi="Consolas"/>
+          <w:sz w:val="16"/>
+        </w:rPr>
+        <w:t xml:space="preserve">    │   ├── tests/</w:t>
+      </w:r>
+      <w:r>
+        <w:br/>
+      </w:r>
+      <w:r>
+        <w:rPr>
+          <w:rFonts w:ascii="Consolas" w:hAnsi="Consolas"/>
+          <w:sz w:val="16"/>
+        </w:rPr>
+        <w:t xml:space="preserve">    │   │   ├── LoginTest.java</w:t>
+      </w:r>
+      <w:r>
+        <w:br/>
+      </w:r>
+      <w:r>
+        <w:rPr>
+          <w:rFonts w:ascii="Consolas" w:hAnsi="Consolas"/>
+          <w:sz w:val="16"/>
+        </w:rPr>
+        <w:t xml:space="preserve">    │   │   ├── InventoryTest.java</w:t>
+      </w:r>
+      <w:r>
+        <w:br/>
+      </w:r>
+      <w:r>
+        <w:rPr>
+          <w:rFonts w:ascii="Consolas" w:hAnsi="Consolas"/>
+          <w:sz w:val="16"/>
+        </w:rPr>
+        <w:t xml:space="preserve">    │   │   ├── CheckoutTest.java</w:t>
+      </w:r>
+      <w:r>
+        <w:br/>
+      </w:r>
+      <w:r>
+        <w:rPr>
+          <w:rFonts w:ascii="Consolas" w:hAnsi="Consolas"/>
+          <w:sz w:val="16"/>
+        </w:rPr>
+        <w:t xml:space="preserve">    │   │   ├── AdvancedInteractionsTest.java</w:t>
+      </w:r>
+      <w:r>
+        <w:br/>
+      </w:r>
+      <w:r>
+        <w:rPr>
+          <w:rFonts w:ascii="Consolas" w:hAnsi="Consolas"/>
+          <w:sz w:val="16"/>
+        </w:rPr>
+        <w:t xml:space="preserve">    │   │   └── DynamicElementsTest.java</w:t>
+      </w:r>
+      <w:r>
+        <w:br/>
+      </w:r>
+      <w:r>
+        <w:rPr>
+          <w:rFonts w:ascii="Consolas" w:hAnsi="Consolas"/>
+          <w:sz w:val="16"/>
+        </w:rPr>
+        <w:t xml:space="preserve">    │   └── utilities/</w:t>
+      </w:r>
+      <w:r>
+        <w:br/>
+      </w:r>
+      <w:r>
+        <w:rPr>
+          <w:rFonts w:ascii="Consolas" w:hAnsi="Consolas"/>
+          <w:sz w:val="16"/>
+        </w:rPr>
+        <w:t xml:space="preserve">    │       ├── WaitUtils.java</w:t>
+      </w:r>
+      <w:r>
+        <w:br/>
+      </w:r>
+      <w:r>
+        <w:rPr>
+          <w:rFonts w:ascii="Consolas" w:hAnsi="Consolas"/>
+          <w:sz w:val="16"/>
+        </w:rPr>
+        <w:t xml:space="preserve">    │       └── ScreenshotUtils.java</w:t>
+      </w:r>
+      <w:r>
+        <w:br/>
+      </w:r>
+      <w:r>
+        <w:rPr>
+          <w:rFonts w:ascii="Consolas" w:hAnsi="Consolas"/>
+          <w:sz w:val="16"/>
+        </w:rPr>
+        <w:t xml:space="preserve">    └── resources/config.properties</w:t>
+      </w:r>
+    </w:p>
+    <w:p>
+      <w:pPr>
+        <w:pStyle w:val="Heading1"/>
+      </w:pPr>
+      <w:r>
+        <w:t>1. Selenium Waits</w:t>
+      </w:r>
+    </w:p>
+    <w:p>
+      <w:pPr>
+        <w:pStyle w:val="Heading2"/>
+      </w:pPr>
+      <w:r>
+        <w:t>Implicit Wait</w:t>
+      </w:r>
+    </w:p>
+    <w:p>
+      <w:r>
+        <w:t>A global wait applied when Selenium searches for elements. Avoid mixing implicit and explicit waits because timing can become unpredictable.</w:t>
+      </w:r>
+    </w:p>
+    <w:p>
+      <w:pPr>
+        <w:spacing w:before="40" w:after="120"/>
+        <w:ind w:left="259" w:right="144"/>
+        <w:shd w:fill="F2F4F7"/>
+      </w:pPr>
+      <w:r>
+        <w:rPr>
+          <w:rFonts w:ascii="Consolas" w:hAnsi="Consolas"/>
+          <w:sz w:val="16"/>
+        </w:rPr>
+        <w:t>driver.manage().timeouts().implicitlyWait(Duration.ZERO);</w:t>
+      </w:r>
+    </w:p>
+    <w:p>
+      <w:pPr>
+        <w:pStyle w:val="Heading2"/>
+      </w:pPr>
+      <w:r>
+        <w:t>Explicit Wait</w:t>
+      </w:r>
+    </w:p>
+    <w:p>
+      <w:r>
+        <w:t>Waits for a specific condition, such as an element becoming visible or clickable.</w:t>
+      </w:r>
+    </w:p>
+    <w:p>
+      <w:pPr>
+        <w:spacing w:before="40" w:after="120"/>
+        <w:ind w:left="259" w:right="144"/>
+        <w:shd w:fill="F2F4F7"/>
+      </w:pPr>
+      <w:r>
+        <w:rPr>
+          <w:rFonts w:ascii="Consolas" w:hAnsi="Consolas"/>
+          <w:sz w:val="16"/>
+        </w:rPr>
+        <w:t>WebDriverWait wait = new WebDriverWait(driver, Duration.ofSeconds(10));</w:t>
+      </w:r>
+      <w:r>
+        <w:br/>
+      </w:r>
+      <w:r>
+        <w:rPr>
+          <w:rFonts w:ascii="Consolas" w:hAnsi="Consolas"/>
+          <w:sz w:val="16"/>
+        </w:rPr>
+        <w:t>WebElement button = wait.until(</w:t>
+      </w:r>
+      <w:r>
+        <w:br/>
+      </w:r>
+      <w:r>
+        <w:rPr>
+          <w:rFonts w:ascii="Consolas" w:hAnsi="Consolas"/>
+          <w:sz w:val="16"/>
+        </w:rPr>
+        <w:t xml:space="preserve">    ExpectedConditions.elementToBeClickable(By.id("login-button"))</w:t>
+      </w:r>
+      <w:r>
+        <w:br/>
+      </w:r>
+      <w:r>
+        <w:rPr>
+          <w:rFonts w:ascii="Consolas" w:hAnsi="Consolas"/>
+          <w:sz w:val="16"/>
+        </w:rPr>
+        <w:t>);</w:t>
+      </w:r>
+      <w:r>
+        <w:br/>
+      </w:r>
+      <w:r>
+        <w:rPr>
+          <w:rFonts w:ascii="Consolas" w:hAnsi="Consolas"/>
+          <w:sz w:val="16"/>
+        </w:rPr>
+        <w:t>button.click();</w:t>
+      </w:r>
+    </w:p>
+    <w:p>
+      <w:pPr>
+        <w:pStyle w:val="Heading2"/>
+      </w:pPr>
+      <w:r>
+        <w:t>Fluent Wait</w:t>
+      </w:r>
+    </w:p>
+    <w:p>
+      <w:r>
+        <w:t>Allows a custom timeout, polling interval, and ignored exceptions.</w:t>
+      </w:r>
+    </w:p>
+    <w:p>
+      <w:pPr>
+        <w:spacing w:before="40" w:after="120"/>
+        <w:ind w:left="259" w:right="144"/>
+        <w:shd w:fill="F2F4F7"/>
+      </w:pPr>
+      <w:r>
+        <w:rPr>
+          <w:rFonts w:ascii="Consolas" w:hAnsi="Consolas"/>
+          <w:sz w:val="16"/>
+        </w:rPr>
+        <w:t>Wait&lt;WebDriver&gt; wait = new FluentWait&lt;&gt;(driver)</w:t>
+      </w:r>
+      <w:r>
+        <w:br/>
+      </w:r>
+      <w:r>
+        <w:rPr>
+          <w:rFonts w:ascii="Consolas" w:hAnsi="Consolas"/>
+          <w:sz w:val="16"/>
+        </w:rPr>
+        <w:t xml:space="preserve">    .withTimeout(Duration.ofSeconds(10))</w:t>
+      </w:r>
+      <w:r>
+        <w:br/>
+      </w:r>
+      <w:r>
+        <w:rPr>
+          <w:rFonts w:ascii="Consolas" w:hAnsi="Consolas"/>
+          <w:sz w:val="16"/>
+        </w:rPr>
+        <w:t xml:space="preserve">    .pollingEvery(Duration.ofMillis(300))</w:t>
+      </w:r>
+      <w:r>
+        <w:br/>
+      </w:r>
+      <w:r>
+        <w:rPr>
+          <w:rFonts w:ascii="Consolas" w:hAnsi="Consolas"/>
+          <w:sz w:val="16"/>
+        </w:rPr>
+        <w:t xml:space="preserve">    .ignoring(NoSuchElementException.class);</w:t>
+      </w:r>
+    </w:p>
+    <w:p>
+      <w:r>
+        <w:t>Use explicit waits for most UI interactions. Avoid Thread.sleep() because it waits for a fixed time even when the page is ready sooner.</w:t>
+      </w:r>
+    </w:p>
+    <w:p>
+      <w:pPr>
+        <w:pStyle w:val="Heading1"/>
+      </w:pPr>
+      <w:r>
+        <w:t>2. Complex Scenarios</w:t>
+      </w:r>
+    </w:p>
+    <w:p>
+      <w:r>
+        <w:t>Use SauceDemo for shopping scenarios and The Internet practice site for advanced interactions that are not available in SauceDemo's normal shopping flow.</w:t>
+      </w:r>
+    </w:p>
+    <w:p>
+      <w:r>
+        <w:t>SauceDemo: https://www.saucedemo.com/</w:t>
+      </w:r>
+    </w:p>
+    <w:p>
+      <w:r>
+        <w:t>Practice site: https://the-internet.herokuapp.com/</w:t>
       </w:r>
     </w:p>
     <w:tbl>
@@ -71,30 +537,33 @@
         <w:tblLook w:firstColumn="1" w:firstRow="1" w:lastColumn="0" w:lastRow="0" w:noHBand="0" w:noVBand="1" w:val="04A0"/>
       </w:tblPr>
       <w:tblGrid>
-        <w:gridCol w:w="5040"/>
-        <w:gridCol w:w="5040"/>
+        <w:gridCol w:w="4968"/>
+        <w:gridCol w:w="4968"/>
       </w:tblGrid>
       <w:tr>
         <w:tc>
           <w:tcPr>
-            <w:tcW w:type="dxa" w:w="2376"/>
+            <w:tcW w:type="dxa" w:w="4968"/>
           </w:tcPr>
           <w:p>
             <w:r>
               <w:rPr>
                 <w:b/>
               </w:rPr>
-              <w:t>Selenium WebDriver</w:t>
+              <w:t>Scenario</w:t>
             </w:r>
           </w:p>
         </w:tc>
         <w:tc>
           <w:tcPr>
-            <w:tcW w:type="dxa" w:w="7920"/>
+            <w:tcW w:type="dxa" w:w="4968"/>
           </w:tcPr>
           <w:p>
             <w:r>
-              <w:t>Controls a browser to type, click, navigate, and read page content.</w:t>
+              <w:rPr>
+                <w:b/>
+              </w:rPr>
+              <w:t>What to practise</w:t>
             </w:r>
           </w:p>
         </w:tc>
@@ -102,24 +571,21 @@
       <w:tr>
         <w:tc>
           <w:tcPr>
-            <w:tcW w:type="dxa" w:w="2376"/>
+            <w:tcW w:type="dxa" w:w="4968"/>
           </w:tcPr>
           <w:p>
             <w:r>
-              <w:rPr>
-                <w:b/>
-              </w:rPr>
-              <w:t>TestNG</w:t>
+              <w:t>JavaScript alerts</w:t>
             </w:r>
           </w:p>
         </w:tc>
         <w:tc>
           <w:tcPr>
-            <w:tcW w:type="dxa" w:w="7920"/>
+            <w:tcW w:type="dxa" w:w="4968"/>
           </w:tcPr>
           <w:p>
             <w:r>
-              <w:t>Runs tests and provides annotations such as @Test, @BeforeMethod, and @AfterMethod.</w:t>
+              <w:t>Read text, accept, and dismiss.</w:t>
             </w:r>
           </w:p>
         </w:tc>
@@ -127,24 +593,21 @@
       <w:tr>
         <w:tc>
           <w:tcPr>
-            <w:tcW w:type="dxa" w:w="2376"/>
+            <w:tcW w:type="dxa" w:w="4968"/>
           </w:tcPr>
           <w:p>
             <w:r>
-              <w:rPr>
-                <w:b/>
-              </w:rPr>
-              <w:t>Maven</w:t>
+              <w:t>Frames/iframes</w:t>
             </w:r>
           </w:p>
         </w:tc>
         <w:tc>
           <w:tcPr>
-            <w:tcW w:type="dxa" w:w="7920"/>
+            <w:tcW w:type="dxa" w:w="4968"/>
           </w:tcPr>
           <w:p>
             <w:r>
-              <w:t>Downloads dependencies and provides standard build/test commands.</w:t>
+              <w:t>Switch into a frame and return to default content.</w:t>
             </w:r>
           </w:p>
         </w:tc>
@@ -152,24 +615,21 @@
       <w:tr>
         <w:tc>
           <w:tcPr>
-            <w:tcW w:type="dxa" w:w="2376"/>
+            <w:tcW w:type="dxa" w:w="4968"/>
           </w:tcPr>
           <w:p>
             <w:r>
-              <w:rPr>
-                <w:b/>
-              </w:rPr>
-              <w:t>Page Object Model (POM)</w:t>
+              <w:t>Multiple windows/tabs</w:t>
             </w:r>
           </w:p>
         </w:tc>
         <w:tc>
           <w:tcPr>
-            <w:tcW w:type="dxa" w:w="7920"/>
+            <w:tcW w:type="dxa" w:w="4968"/>
           </w:tcPr>
           <w:p>
             <w:r>
-              <w:t>Keeps each page's locators and actions in a page class; tests describe what must be verified.</w:t>
+              <w:t>Switch handles, verify the new page, then return.</w:t>
             </w:r>
           </w:p>
         </w:tc>
@@ -177,24 +637,21 @@
       <w:tr>
         <w:tc>
           <w:tcPr>
-            <w:tcW w:type="dxa" w:w="2376"/>
+            <w:tcW w:type="dxa" w:w="4968"/>
           </w:tcPr>
           <w:p>
             <w:r>
-              <w:rPr>
-                <w:b/>
-              </w:rPr>
-              <w:t>Explicit wait</w:t>
+              <w:t>Mouse hover</w:t>
             </w:r>
           </w:p>
         </w:tc>
         <w:tc>
           <w:tcPr>
-            <w:tcW w:type="dxa" w:w="7920"/>
+            <w:tcW w:type="dxa" w:w="4968"/>
           </w:tcPr>
           <w:p>
             <w:r>
-              <w:t>Waits for a specific condition, such as a button becoming clickable.</w:t>
+              <w:t>Use Actions.moveToElement().</w:t>
             </w:r>
           </w:p>
         </w:tc>
@@ -202,24 +659,21 @@
       <w:tr>
         <w:tc>
           <w:tcPr>
-            <w:tcW w:type="dxa" w:w="2376"/>
+            <w:tcW w:type="dxa" w:w="4968"/>
           </w:tcPr>
           <w:p>
             <w:r>
-              <w:rPr>
-                <w:b/>
-              </w:rPr>
-              <w:t>BaseTest</w:t>
+              <w:t>Drag and drop</w:t>
             </w:r>
           </w:p>
         </w:tc>
         <w:tc>
           <w:tcPr>
-            <w:tcW w:type="dxa" w:w="7920"/>
+            <w:tcW w:type="dxa" w:w="4968"/>
           </w:tcPr>
           <w:p>
             <w:r>
-              <w:t>Shared browser setup and cleanup used by test classes.</w:t>
+              <w:t>Use Actions.dragAndDrop().</w:t>
             </w:r>
           </w:p>
         </w:tc>
@@ -227,24 +681,21 @@
       <w:tr>
         <w:tc>
           <w:tcPr>
-            <w:tcW w:type="dxa" w:w="2376"/>
+            <w:tcW w:type="dxa" w:w="4968"/>
           </w:tcPr>
           <w:p>
             <w:r>
-              <w:rPr>
-                <w:b/>
-              </w:rPr>
-              <w:t>DataProvider</w:t>
+              <w:t>Right-click</w:t>
             </w:r>
           </w:p>
         </w:tc>
         <w:tc>
           <w:tcPr>
-            <w:tcW w:type="dxa" w:w="7920"/>
+            <w:tcW w:type="dxa" w:w="4968"/>
           </w:tcPr>
           <w:p>
             <w:r>
-              <w:t>Runs a test with different sets of input data.</w:t>
+              <w:t>Use Actions.contextClick().</w:t>
             </w:r>
           </w:p>
         </w:tc>
@@ -252,24 +703,65 @@
       <w:tr>
         <w:tc>
           <w:tcPr>
-            <w:tcW w:type="dxa" w:w="2376"/>
+            <w:tcW w:type="dxa" w:w="4968"/>
           </w:tcPr>
           <w:p>
             <w:r>
-              <w:rPr>
-                <w:b/>
-              </w:rPr>
-              <w:t>Parallel execution</w:t>
+              <w:t>Double-click</w:t>
             </w:r>
           </w:p>
         </w:tc>
         <w:tc>
           <w:tcPr>
-            <w:tcW w:type="dxa" w:w="7920"/>
+            <w:tcW w:type="dxa" w:w="4968"/>
           </w:tcPr>
           <w:p>
             <w:r>
-              <w:t>Runs tests at the same time. First make sure sequential tests are stable.</w:t>
+              <w:t>Use Actions.doubleClick() on a suitable element.</w:t>
+            </w:r>
+          </w:p>
+        </w:tc>
+      </w:tr>
+      <w:tr>
+        <w:tc>
+          <w:tcPr>
+            <w:tcW w:type="dxa" w:w="4968"/>
+          </w:tcPr>
+          <w:p>
+            <w:r>
+              <w:t>Keyboard actions</w:t>
+            </w:r>
+          </w:p>
+        </w:tc>
+        <w:tc>
+          <w:tcPr>
+            <w:tcW w:type="dxa" w:w="4968"/>
+          </w:tcPr>
+          <w:p>
+            <w:r>
+              <w:t>Use Actions.sendKeys().</w:t>
+            </w:r>
+          </w:p>
+        </w:tc>
+      </w:tr>
+      <w:tr>
+        <w:tc>
+          <w:tcPr>
+            <w:tcW w:type="dxa" w:w="4968"/>
+          </w:tcPr>
+          <w:p>
+            <w:r>
+              <w:t>Dynamic elements/AJAX</w:t>
+            </w:r>
+          </w:p>
+        </w:tc>
+        <w:tc>
+          <w:tcPr>
+            <w:tcW w:type="dxa" w:w="4968"/>
+          </w:tcPr>
+          <w:p>
+            <w:r>
+              <w:t>Wait for the expected element or state instead of fixed delays.</w:t>
             </w:r>
           </w:p>
         </w:tc>
@@ -280,328 +772,23 @@
         <w:pStyle w:val="Heading1"/>
       </w:pPr>
       <w:r>
-        <w:t>3. Project structure</w:t>
+        <w:t>3. Page Object Model (POM)</w:t>
       </w:r>
     </w:p>
     <w:p>
       <w:r>
-        <w:t>Create this structure in Eclipse. Keep package names and file names consistent.</w:t>
+        <w:t>POM separates page locators and actions from test scenarios.</w:t>
       </w:r>
     </w:p>
     <w:p>
       <w:pPr>
         <w:spacing w:before="40" w:after="120"/>
-        <w:ind w:left="288" w:right="144"/>
+        <w:ind w:left="259" w:right="144"/>
         <w:shd w:fill="F2F4F7"/>
       </w:pPr>
       <w:r>
         <w:rPr>
           <w:rFonts w:ascii="Consolas" w:hAnsi="Consolas"/>
-          <w:color w:val="2D2D2D"/>
-          <w:sz w:val="16"/>
-        </w:rPr>
-        <w:t>Day13-SauceDemo-POM/</w:t>
-      </w:r>
-      <w:r>
-        <w:br/>
-      </w:r>
-      <w:r>
-        <w:rPr>
-          <w:rFonts w:ascii="Consolas" w:hAnsi="Consolas"/>
-          <w:color w:val="2D2D2D"/>
-          <w:sz w:val="16"/>
-        </w:rPr>
-        <w:t>├── pom.xml</w:t>
-      </w:r>
-      <w:r>
-        <w:br/>
-      </w:r>
-      <w:r>
-        <w:rPr>
-          <w:rFonts w:ascii="Consolas" w:hAnsi="Consolas"/>
-          <w:color w:val="2D2D2D"/>
-          <w:sz w:val="16"/>
-        </w:rPr>
-        <w:t>├── testng.xml</w:t>
-      </w:r>
-      <w:r>
-        <w:br/>
-      </w:r>
-      <w:r>
-        <w:rPr>
-          <w:rFonts w:ascii="Consolas" w:hAnsi="Consolas"/>
-          <w:color w:val="2D2D2D"/>
-          <w:sz w:val="16"/>
-        </w:rPr>
-        <w:t>└── src/test/</w:t>
-      </w:r>
-      <w:r>
-        <w:br/>
-      </w:r>
-      <w:r>
-        <w:rPr>
-          <w:rFonts w:ascii="Consolas" w:hAnsi="Consolas"/>
-          <w:color w:val="2D2D2D"/>
-          <w:sz w:val="16"/>
-        </w:rPr>
-        <w:t xml:space="preserve">    ├── java/</w:t>
-      </w:r>
-      <w:r>
-        <w:br/>
-      </w:r>
-      <w:r>
-        <w:rPr>
-          <w:rFonts w:ascii="Consolas" w:hAnsi="Consolas"/>
-          <w:color w:val="2D2D2D"/>
-          <w:sz w:val="16"/>
-        </w:rPr>
-        <w:t xml:space="preserve">    │   ├── base/BaseTest.java</w:t>
-      </w:r>
-      <w:r>
-        <w:br/>
-      </w:r>
-      <w:r>
-        <w:rPr>
-          <w:rFonts w:ascii="Consolas" w:hAnsi="Consolas"/>
-          <w:color w:val="2D2D2D"/>
-          <w:sz w:val="16"/>
-        </w:rPr>
-        <w:t xml:space="preserve">    │   ├── pages/</w:t>
-      </w:r>
-      <w:r>
-        <w:br/>
-      </w:r>
-      <w:r>
-        <w:rPr>
-          <w:rFonts w:ascii="Consolas" w:hAnsi="Consolas"/>
-          <w:color w:val="2D2D2D"/>
-          <w:sz w:val="16"/>
-        </w:rPr>
-        <w:t xml:space="preserve">    │   │   ├── LoginPage.java</w:t>
-      </w:r>
-      <w:r>
-        <w:br/>
-      </w:r>
-      <w:r>
-        <w:rPr>
-          <w:rFonts w:ascii="Consolas" w:hAnsi="Consolas"/>
-          <w:color w:val="2D2D2D"/>
-          <w:sz w:val="16"/>
-        </w:rPr>
-        <w:t xml:space="preserve">    │   │   ├── InventoryPage.java</w:t>
-      </w:r>
-      <w:r>
-        <w:br/>
-      </w:r>
-      <w:r>
-        <w:rPr>
-          <w:rFonts w:ascii="Consolas" w:hAnsi="Consolas"/>
-          <w:color w:val="2D2D2D"/>
-          <w:sz w:val="16"/>
-        </w:rPr>
-        <w:t xml:space="preserve">    │   │   ├── CartPage.java</w:t>
-      </w:r>
-      <w:r>
-        <w:br/>
-      </w:r>
-      <w:r>
-        <w:rPr>
-          <w:rFonts w:ascii="Consolas" w:hAnsi="Consolas"/>
-          <w:color w:val="2D2D2D"/>
-          <w:sz w:val="16"/>
-        </w:rPr>
-        <w:t xml:space="preserve">    │   │   └── CheckoutPage.java</w:t>
-      </w:r>
-      <w:r>
-        <w:br/>
-      </w:r>
-      <w:r>
-        <w:rPr>
-          <w:rFonts w:ascii="Consolas" w:hAnsi="Consolas"/>
-          <w:color w:val="2D2D2D"/>
-          <w:sz w:val="16"/>
-        </w:rPr>
-        <w:t xml:space="preserve">    │   ├── tests/</w:t>
-      </w:r>
-      <w:r>
-        <w:br/>
-      </w:r>
-      <w:r>
-        <w:rPr>
-          <w:rFonts w:ascii="Consolas" w:hAnsi="Consolas"/>
-          <w:color w:val="2D2D2D"/>
-          <w:sz w:val="16"/>
-        </w:rPr>
-        <w:t xml:space="preserve">    │   │   ├── LoginTest.java</w:t>
-      </w:r>
-      <w:r>
-        <w:br/>
-      </w:r>
-      <w:r>
-        <w:rPr>
-          <w:rFonts w:ascii="Consolas" w:hAnsi="Consolas"/>
-          <w:color w:val="2D2D2D"/>
-          <w:sz w:val="16"/>
-        </w:rPr>
-        <w:t xml:space="preserve">    │   │   ├── InventoryTest.java</w:t>
-      </w:r>
-      <w:r>
-        <w:br/>
-      </w:r>
-      <w:r>
-        <w:rPr>
-          <w:rFonts w:ascii="Consolas" w:hAnsi="Consolas"/>
-          <w:color w:val="2D2D2D"/>
-          <w:sz w:val="16"/>
-        </w:rPr>
-        <w:t xml:space="preserve">    │   │   ├── CheckoutTest.java</w:t>
-      </w:r>
-      <w:r>
-        <w:br/>
-      </w:r>
-      <w:r>
-        <w:rPr>
-          <w:rFonts w:ascii="Consolas" w:hAnsi="Consolas"/>
-          <w:color w:val="2D2D2D"/>
-          <w:sz w:val="16"/>
-        </w:rPr>
-        <w:t xml:space="preserve">    │   │   └── TestNGFeaturesTest.java</w:t>
-      </w:r>
-      <w:r>
-        <w:br/>
-      </w:r>
-      <w:r>
-        <w:rPr>
-          <w:rFonts w:ascii="Consolas" w:hAnsi="Consolas"/>
-          <w:color w:val="2D2D2D"/>
-          <w:sz w:val="16"/>
-        </w:rPr>
-        <w:t xml:space="preserve">    │   └── utilities/</w:t>
-      </w:r>
-      <w:r>
-        <w:br/>
-      </w:r>
-      <w:r>
-        <w:rPr>
-          <w:rFonts w:ascii="Consolas" w:hAnsi="Consolas"/>
-          <w:color w:val="2D2D2D"/>
-          <w:sz w:val="16"/>
-        </w:rPr>
-        <w:t xml:space="preserve">    │       ├── WaitUtils.java</w:t>
-      </w:r>
-      <w:r>
-        <w:br/>
-      </w:r>
-      <w:r>
-        <w:rPr>
-          <w:rFonts w:ascii="Consolas" w:hAnsi="Consolas"/>
-          <w:color w:val="2D2D2D"/>
-          <w:sz w:val="16"/>
-        </w:rPr>
-        <w:t xml:space="preserve">    │       └── ScreenshotUtils.java</w:t>
-      </w:r>
-      <w:r>
-        <w:br/>
-      </w:r>
-      <w:r>
-        <w:rPr>
-          <w:rFonts w:ascii="Consolas" w:hAnsi="Consolas"/>
-          <w:color w:val="2D2D2D"/>
-          <w:sz w:val="16"/>
-        </w:rPr>
-        <w:t xml:space="preserve">    └── resources/config.properties</w:t>
-      </w:r>
-    </w:p>
-    <w:p>
-      <w:pPr>
-        <w:pStyle w:val="Heading2"/>
-      </w:pPr>
-      <w:r>
-        <w:t>What each part does</w:t>
-      </w:r>
-    </w:p>
-    <w:p>
-      <w:pPr>
-        <w:pStyle w:val="ListBullet"/>
-      </w:pPr>
-      <w:r>
-        <w:t>`pom.xml` — Selenium, TestNG, and Maven configuration.</w:t>
-      </w:r>
-    </w:p>
-    <w:p>
-      <w:pPr>
-        <w:pStyle w:val="ListBullet"/>
-      </w:pPr>
-      <w:r>
-        <w:t>`testng.xml` — selects the TestNG suite and parallel settings.</w:t>
-      </w:r>
-    </w:p>
-    <w:p>
-      <w:pPr>
-        <w:pStyle w:val="ListBullet"/>
-      </w:pPr>
-      <w:r>
-        <w:t>`BaseTest.java` — opens Chrome, navigates to SauceDemo, and closes the browser.</w:t>
-      </w:r>
-    </w:p>
-    <w:p>
-      <w:pPr>
-        <w:pStyle w:val="ListBullet"/>
-      </w:pPr>
-      <w:r>
-        <w:t>`pages/` — page-specific locators and actions.</w:t>
-      </w:r>
-    </w:p>
-    <w:p>
-      <w:pPr>
-        <w:pStyle w:val="ListBullet"/>
-      </w:pPr>
-      <w:r>
-        <w:t>`tests/` — scenarios and assertions.</w:t>
-      </w:r>
-    </w:p>
-    <w:p>
-      <w:pPr>
-        <w:pStyle w:val="ListBullet"/>
-      </w:pPr>
-      <w:r>
-        <w:t>`WaitUtils.java` — reusable explicit-wait methods.</w:t>
-      </w:r>
-    </w:p>
-    <w:p>
-      <w:pPr>
-        <w:pStyle w:val="ListBullet"/>
-      </w:pPr>
-      <w:r>
-        <w:t>`ScreenshotUtils.java` — screenshot helper.</w:t>
-      </w:r>
-    </w:p>
-    <w:p>
-      <w:pPr>
-        <w:pStyle w:val="ListBullet"/>
-      </w:pPr>
-      <w:r>
-        <w:t>`config.properties` — website URL and other settings.</w:t>
-      </w:r>
-    </w:p>
-    <w:p>
-      <w:pPr>
-        <w:pStyle w:val="Heading1"/>
-      </w:pPr>
-      <w:r>
-        <w:t>4. How Page Object Model works</w:t>
-      </w:r>
-    </w:p>
-    <w:p>
-      <w:pPr>
-        <w:spacing w:before="40" w:after="120"/>
-        <w:ind w:left="288" w:right="144"/>
-        <w:shd w:fill="F2F4F7"/>
-      </w:pPr>
-      <w:r>
-        <w:rPr>
-          <w:rFonts w:ascii="Consolas" w:hAnsi="Consolas"/>
-          <w:color w:val="2D2D2D"/>
           <w:sz w:val="16"/>
         </w:rPr>
         <w:t>Test class</w:t>
@@ -612,10 +799,9 @@
       <w:r>
         <w:rPr>
           <w:rFonts w:ascii="Consolas" w:hAnsi="Consolas"/>
-          <w:color w:val="2D2D2D"/>
           <w:sz w:val="16"/>
         </w:rPr>
-        <w:t xml:space="preserve">    | calls page methods</w:t>
+        <w:t xml:space="preserve">   |</w:t>
       </w:r>
       <w:r>
         <w:br/>
@@ -623,10 +809,9 @@
       <w:r>
         <w:rPr>
           <w:rFonts w:ascii="Consolas" w:hAnsi="Consolas"/>
-          <w:color w:val="2D2D2D"/>
           <w:sz w:val="16"/>
         </w:rPr>
-        <w:t xml:space="preserve">    v</w:t>
+        <w:t xml:space="preserve">   | calls page methods</w:t>
       </w:r>
       <w:r>
         <w:br/>
@@ -634,7 +819,16 @@
       <w:r>
         <w:rPr>
           <w:rFonts w:ascii="Consolas" w:hAnsi="Consolas"/>
-          <w:color w:val="2D2D2D"/>
+          <w:sz w:val="16"/>
+        </w:rPr>
+        <w:t xml:space="preserve">   v</w:t>
+      </w:r>
+      <w:r>
+        <w:br/>
+      </w:r>
+      <w:r>
+        <w:rPr>
+          <w:rFonts w:ascii="Consolas" w:hAnsi="Consolas"/>
           <w:sz w:val="16"/>
         </w:rPr>
         <w:t>Page Object class ---- uses ----&gt; WaitUtils</w:t>
@@ -645,10 +839,9 @@
       <w:r>
         <w:rPr>
           <w:rFonts w:ascii="Consolas" w:hAnsi="Consolas"/>
-          <w:color w:val="2D2D2D"/>
           <w:sz w:val="16"/>
         </w:rPr>
-        <w:t xml:space="preserve">    | finds/interacts with elements</w:t>
+        <w:t xml:space="preserve">   |</w:t>
       </w:r>
       <w:r>
         <w:br/>
@@ -656,10 +849,9 @@
       <w:r>
         <w:rPr>
           <w:rFonts w:ascii="Consolas" w:hAnsi="Consolas"/>
-          <w:color w:val="2D2D2D"/>
           <w:sz w:val="16"/>
         </w:rPr>
-        <w:t xml:space="preserve">    v</w:t>
+        <w:t xml:space="preserve">   | locates/interacts with elements</w:t>
       </w:r>
       <w:r>
         <w:br/>
@@ -667,10 +859,9 @@
       <w:r>
         <w:rPr>
           <w:rFonts w:ascii="Consolas" w:hAnsi="Consolas"/>
-          <w:color w:val="2D2D2D"/>
           <w:sz w:val="16"/>
         </w:rPr>
-        <w:t>SauceDemo website</w:t>
+        <w:t xml:space="preserve">   v</w:t>
       </w:r>
       <w:r>
         <w:br/>
@@ -678,7 +869,16 @@
       <w:r>
         <w:rPr>
           <w:rFonts w:ascii="Consolas" w:hAnsi="Consolas"/>
-          <w:color w:val="2D2D2D"/>
+          <w:sz w:val="16"/>
+        </w:rPr>
+        <w:t>Web application</w:t>
+      </w:r>
+      <w:r>
+        <w:br/>
+      </w:r>
+      <w:r>
+        <w:rPr>
+          <w:rFonts w:ascii="Consolas" w:hAnsi="Consolas"/>
           <w:sz w:val="16"/>
         </w:rPr>
       </w:r>
@@ -688,15 +888,81 @@
       <w:r>
         <w:rPr>
           <w:rFonts w:ascii="Consolas" w:hAnsi="Consolas"/>
-          <w:color w:val="2D2D2D"/>
           <w:sz w:val="16"/>
         </w:rPr>
-        <w:t>BaseTest sets up and closes WebDriver for each test.</w:t>
+        <w:t>BaseTest manages WebDriver setup and cleanup.</w:t>
       </w:r>
     </w:p>
     <w:p>
+      <w:pPr>
+        <w:pStyle w:val="Heading2"/>
+      </w:pPr>
       <w:r>
-        <w:t>Simple rule: keep locators and page actions in page classes. Keep the test goal and assertions in test classes. Avoid copying the same browser setup into every test.</w:t>
+        <w:t>Page class responsibilities</w:t>
+      </w:r>
+    </w:p>
+    <w:p>
+      <w:pPr>
+        <w:pStyle w:val="ListBullet"/>
+      </w:pPr>
+      <w:r>
+        <w:t>Store locators for one page.</w:t>
+      </w:r>
+    </w:p>
+    <w:p>
+      <w:pPr>
+        <w:pStyle w:val="ListBullet"/>
+      </w:pPr>
+      <w:r>
+        <w:t>Provide methods for page actions, such as login() or addBackpackToCart().</w:t>
+      </w:r>
+    </w:p>
+    <w:p>
+      <w:pPr>
+        <w:pStyle w:val="ListBullet"/>
+      </w:pPr>
+      <w:r>
+        <w:t>Use explicit waits where needed.</w:t>
+      </w:r>
+    </w:p>
+    <w:p>
+      <w:pPr>
+        <w:pStyle w:val="ListBullet"/>
+      </w:pPr>
+      <w:r>
+        <w:t>Keep unrelated test assertions out of page classes.</w:t>
+      </w:r>
+    </w:p>
+    <w:p>
+      <w:pPr>
+        <w:pStyle w:val="Heading2"/>
+      </w:pPr>
+      <w:r>
+        <w:t>Test class responsibilities</w:t>
+      </w:r>
+    </w:p>
+    <w:p>
+      <w:pPr>
+        <w:pStyle w:val="ListBullet"/>
+      </w:pPr>
+      <w:r>
+        <w:t>Call page methods.</w:t>
+      </w:r>
+    </w:p>
+    <w:p>
+      <w:pPr>
+        <w:pStyle w:val="ListBullet"/>
+      </w:pPr>
+      <w:r>
+        <w:t>Verify expected outcomes with TestNG assertions.</w:t>
+      </w:r>
+    </w:p>
+    <w:p>
+      <w:pPr>
+        <w:pStyle w:val="ListBullet"/>
+      </w:pPr>
+      <w:r>
+        <w:t>Keep each test focused on one scenario.</w:t>
       </w:r>
     </w:p>
     <w:p>
@@ -704,118 +970,7 @@
         <w:pStyle w:val="Heading1"/>
       </w:pPr>
       <w:r>
-        <w:t>5. Setup in Eclipse</w:t>
-      </w:r>
-    </w:p>
-    <w:p>
-      <w:pPr>
-        <w:pStyle w:val="ListNumber"/>
-      </w:pPr>
-      <w:r>
-        <w:t>Select File → New → Maven Project.</w:t>
-      </w:r>
-    </w:p>
-    <w:p>
-      <w:pPr>
-        <w:pStyle w:val="ListNumber"/>
-      </w:pPr>
-      <w:r>
-        <w:t>Use an artifact ID such as day13-saucedemo-pom.</w:t>
-      </w:r>
-    </w:p>
-    <w:p>
-      <w:pPr>
-        <w:pStyle w:val="ListNumber"/>
-      </w:pPr>
-      <w:r>
-        <w:t>Replace the generated pom.xml with the project configuration.</w:t>
-      </w:r>
-    </w:p>
-    <w:p>
-      <w:pPr>
-        <w:pStyle w:val="ListNumber"/>
-      </w:pPr>
-      <w:r>
-        <w:t>Create the packages and Java files shown in the structure.</w:t>
-      </w:r>
-    </w:p>
-    <w:p>
-      <w:pPr>
-        <w:pStyle w:val="ListNumber"/>
-      </w:pPr>
-      <w:r>
-        <w:t>Put config.properties inside src/test/resources and testng.xml at the project root.</w:t>
-      </w:r>
-    </w:p>
-    <w:p>
-      <w:pPr>
-        <w:pStyle w:val="ListNumber"/>
-      </w:pPr>
-      <w:r>
-        <w:t>Right-click the project → Maven → Update Project.</w:t>
-      </w:r>
-    </w:p>
-    <w:p>
-      <w:pPr>
-        <w:pStyle w:val="ListNumber"/>
-      </w:pPr>
-      <w:r>
-        <w:t>Confirm Chrome is installed. Use new ChromeDriver() with Selenium Manager; no manually maintained Drivers folder is needed.</w:t>
-      </w:r>
-    </w:p>
-    <w:p>
-      <w:r>
-        <w:t>Example config.properties:</w:t>
-      </w:r>
-    </w:p>
-    <w:p>
-      <w:pPr>
-        <w:spacing w:before="40" w:after="120"/>
-        <w:ind w:left="288" w:right="144"/>
-        <w:shd w:fill="F2F4F7"/>
-      </w:pPr>
-      <w:r>
-        <w:rPr>
-          <w:rFonts w:ascii="Consolas" w:hAnsi="Consolas"/>
-          <w:color w:val="2D2D2D"/>
-          <w:sz w:val="16"/>
-        </w:rPr>
-        <w:t>baseUrl=https://www.saucedemo.com/</w:t>
-      </w:r>
-      <w:r>
-        <w:br/>
-      </w:r>
-      <w:r>
-        <w:rPr>
-          <w:rFonts w:ascii="Consolas" w:hAnsi="Consolas"/>
-          <w:color w:val="2D2D2D"/>
-          <w:sz w:val="16"/>
-        </w:rPr>
-        <w:t>username=standard_user</w:t>
-      </w:r>
-      <w:r>
-        <w:br/>
-      </w:r>
-      <w:r>
-        <w:rPr>
-          <w:rFonts w:ascii="Consolas" w:hAnsi="Consolas"/>
-          <w:color w:val="2D2D2D"/>
-          <w:sz w:val="16"/>
-        </w:rPr>
-        <w:t>password=secret_sauce</w:t>
-      </w:r>
-    </w:p>
-    <w:p>
-      <w:r>
-        <w:t>Use the same property names when reading configuration values in BaseTest.java.</w:t>
-      </w:r>
-    </w:p>
-    <w:p>
-      <w:pPr>
-        <w:pStyle w:val="Heading1"/>
-      </w:pPr>
-      <w:r>
-        <w:t>6. The 11 learning tasks in one framework</w:t>
+        <w:t>4. TestNG Framework</w:t>
       </w:r>
     </w:p>
     <w:tbl>
@@ -825,50 +980,33 @@
         <w:tblLook w:firstColumn="1" w:firstRow="1" w:lastColumn="0" w:lastRow="0" w:noHBand="0" w:noVBand="1" w:val="04A0"/>
       </w:tblPr>
       <w:tblGrid>
-        <w:gridCol w:w="3360"/>
-        <w:gridCol w:w="3360"/>
-        <w:gridCol w:w="3360"/>
+        <w:gridCol w:w="4968"/>
+        <w:gridCol w:w="4968"/>
       </w:tblGrid>
       <w:tr>
         <w:tc>
           <w:tcPr>
-            <w:tcW w:type="dxa" w:w="3360"/>
-            <w:shd w:fill="B4C7E7"/>
+            <w:tcW w:type="dxa" w:w="4968"/>
           </w:tcPr>
           <w:p>
             <w:r>
               <w:rPr>
                 <w:b/>
               </w:rPr>
-              <w:t>Task</w:t>
+              <w:t>Feature</w:t>
             </w:r>
           </w:p>
         </w:tc>
         <w:tc>
           <w:tcPr>
-            <w:tcW w:type="dxa" w:w="3360"/>
-            <w:shd w:fill="B4C7E7"/>
+            <w:tcW w:type="dxa" w:w="4968"/>
           </w:tcPr>
           <w:p>
             <w:r>
               <w:rPr>
                 <w:b/>
               </w:rPr>
-              <w:t>Where</w:t>
-            </w:r>
-          </w:p>
-        </w:tc>
-        <w:tc>
-          <w:tcPr>
-            <w:tcW w:type="dxa" w:w="3360"/>
-            <w:shd w:fill="B4C7E7"/>
-          </w:tcPr>
-          <w:p>
-            <w:r>
-              <w:rPr>
-                <w:b/>
-              </w:rPr>
-              <w:t>Simple explanation</w:t>
+              <w:t>Purpose</w:t>
             </w:r>
           </w:p>
         </w:tc>
@@ -876,31 +1014,21 @@
       <w:tr>
         <w:tc>
           <w:tcPr>
-            <w:tcW w:type="dxa" w:w="3360"/>
+            <w:tcW w:type="dxa" w:w="4968"/>
           </w:tcPr>
           <w:p>
             <w:r>
-              <w:t>1. Explicit waits</w:t>
+              <w:t>@BeforeMethod</w:t>
             </w:r>
           </w:p>
         </w:tc>
         <w:tc>
           <w:tcPr>
-            <w:tcW w:type="dxa" w:w="3360"/>
+            <w:tcW w:type="dxa" w:w="4968"/>
           </w:tcPr>
           <w:p>
             <w:r>
-              <w:t>WaitUtils.java and page classes</w:t>
-            </w:r>
-          </w:p>
-        </w:tc>
-        <w:tc>
-          <w:tcPr>
-            <w:tcW w:type="dxa" w:w="3360"/>
-          </w:tcPr>
-          <w:p>
-            <w:r>
-              <w:t>Wait for visibility/clickability instead of fixed delays.</w:t>
+              <w:t>Prepare a fresh browser before a test.</w:t>
             </w:r>
           </w:p>
         </w:tc>
@@ -908,31 +1036,21 @@
       <w:tr>
         <w:tc>
           <w:tcPr>
-            <w:tcW w:type="dxa" w:w="3360"/>
+            <w:tcW w:type="dxa" w:w="4968"/>
           </w:tcPr>
           <w:p>
             <w:r>
-              <w:t>2. Alerts</w:t>
+              <w:t>@Test</w:t>
             </w:r>
           </w:p>
         </w:tc>
         <w:tc>
           <w:tcPr>
-            <w:tcW w:type="dxa" w:w="3360"/>
+            <w:tcW w:type="dxa" w:w="4968"/>
           </w:tcPr>
           <w:p>
             <w:r>
-              <w:t>Separate practice site</w:t>
-            </w:r>
-          </w:p>
-        </w:tc>
-        <w:tc>
-          <w:tcPr>
-            <w:tcW w:type="dxa" w:w="3360"/>
-          </w:tcPr>
-          <w:p>
-            <w:r>
-              <w:t>The normal SauceDemo flow has no JavaScript alert exercise.</w:t>
+              <w:t>Mark a test method.</w:t>
             </w:r>
           </w:p>
         </w:tc>
@@ -940,31 +1058,21 @@
       <w:tr>
         <w:tc>
           <w:tcPr>
-            <w:tcW w:type="dxa" w:w="3360"/>
+            <w:tcW w:type="dxa" w:w="4968"/>
           </w:tcPr>
           <w:p>
             <w:r>
-              <w:t>3. Frames</w:t>
+              <w:t>@AfterMethod</w:t>
             </w:r>
           </w:p>
         </w:tc>
         <w:tc>
           <w:tcPr>
-            <w:tcW w:type="dxa" w:w="3360"/>
+            <w:tcW w:type="dxa" w:w="4968"/>
           </w:tcPr>
           <w:p>
             <w:r>
-              <w:t>Separate practice site</w:t>
-            </w:r>
-          </w:p>
-        </w:tc>
-        <w:tc>
-          <w:tcPr>
-            <w:tcW w:type="dxa" w:w="3360"/>
-          </w:tcPr>
-          <w:p>
-            <w:r>
-              <w:t>The normal SauceDemo flow has no iframe exercise.</w:t>
+              <w:t>Clean up after a test.</w:t>
             </w:r>
           </w:p>
         </w:tc>
@@ -972,31 +1080,21 @@
       <w:tr>
         <w:tc>
           <w:tcPr>
-            <w:tcW w:type="dxa" w:w="3360"/>
+            <w:tcW w:type="dxa" w:w="4968"/>
           </w:tcPr>
           <w:p>
             <w:r>
-              <w:t>4. Multiple windows</w:t>
+              <w:t>Assert</w:t>
             </w:r>
           </w:p>
         </w:tc>
         <w:tc>
           <w:tcPr>
-            <w:tcW w:type="dxa" w:w="3360"/>
+            <w:tcW w:type="dxa" w:w="4968"/>
           </w:tcPr>
           <w:p>
             <w:r>
-              <w:t>Separate practice site</w:t>
-            </w:r>
-          </w:p>
-        </w:tc>
-        <w:tc>
-          <w:tcPr>
-            <w:tcW w:type="dxa" w:w="3360"/>
-          </w:tcPr>
-          <w:p>
-            <w:r>
-              <w:t>The normal shopping flow does not require window switching.</w:t>
+              <w:t>Compare actual and expected results.</w:t>
             </w:r>
           </w:p>
         </w:tc>
@@ -1004,31 +1102,21 @@
       <w:tr>
         <w:tc>
           <w:tcPr>
-            <w:tcW w:type="dxa" w:w="3360"/>
+            <w:tcW w:type="dxa" w:w="4968"/>
           </w:tcPr>
           <w:p>
             <w:r>
-              <w:t>5. Actions class</w:t>
+              <w:t>@DataProvider</w:t>
             </w:r>
           </w:p>
         </w:tc>
         <w:tc>
           <w:tcPr>
-            <w:tcW w:type="dxa" w:w="3360"/>
+            <w:tcW w:type="dxa" w:w="4968"/>
           </w:tcPr>
           <w:p>
             <w:r>
-              <w:t>Separate practice site or suitable UI</w:t>
-            </w:r>
-          </w:p>
-        </w:tc>
-        <w:tc>
-          <w:tcPr>
-            <w:tcW w:type="dxa" w:w="3360"/>
-          </w:tcPr>
-          <w:p>
-            <w:r>
-              <w:t>Practice hover, right-click, or drag-and-drop where supported.</w:t>
+              <w:t>Run a test with multiple input sets.</w:t>
             </w:r>
           </w:p>
         </w:tc>
@@ -1036,31 +1124,21 @@
       <w:tr>
         <w:tc>
           <w:tcPr>
-            <w:tcW w:type="dxa" w:w="3360"/>
+            <w:tcW w:type="dxa" w:w="4968"/>
           </w:tcPr>
           <w:p>
             <w:r>
-              <w:t>6. Dynamic elements</w:t>
+              <w:t>testng.xml</w:t>
             </w:r>
           </w:p>
         </w:tc>
         <w:tc>
           <w:tcPr>
-            <w:tcW w:type="dxa" w:w="3360"/>
+            <w:tcW w:type="dxa" w:w="4968"/>
           </w:tcPr>
           <w:p>
             <w:r>
-              <w:t>InventoryPage.java and CartPage.java</w:t>
-            </w:r>
-          </w:p>
-        </w:tc>
-        <w:tc>
-          <w:tcPr>
-            <w:tcW w:type="dxa" w:w="3360"/>
-          </w:tcPr>
-          <w:p>
-            <w:r>
-              <w:t>Wait for product lists and cart count changes.</w:t>
+              <w:t>Select test classes and configure suite execution.</w:t>
             </w:r>
           </w:p>
         </w:tc>
@@ -1068,31 +1146,21 @@
       <w:tr>
         <w:tc>
           <w:tcPr>
-            <w:tcW w:type="dxa" w:w="3360"/>
+            <w:tcW w:type="dxa" w:w="4968"/>
           </w:tcPr>
           <w:p>
             <w:r>
-              <w:t>7. POM</w:t>
+              <w:t>priority</w:t>
             </w:r>
           </w:p>
         </w:tc>
         <w:tc>
           <w:tcPr>
-            <w:tcW w:type="dxa" w:w="3360"/>
+            <w:tcW w:type="dxa" w:w="4968"/>
           </w:tcPr>
           <w:p>
             <w:r>
-              <w:t>All page classes</w:t>
-            </w:r>
-          </w:p>
-        </w:tc>
-        <w:tc>
-          <w:tcPr>
-            <w:tcW w:type="dxa" w:w="3360"/>
-          </w:tcPr>
-          <w:p>
-            <w:r>
-              <w:t>Separate page locators/actions from test scenarios.</w:t>
+              <w:t>Set ordering preference; tests should remain independent.</w:t>
             </w:r>
           </w:p>
         </w:tc>
@@ -1100,127 +1168,21 @@
       <w:tr>
         <w:tc>
           <w:tcPr>
-            <w:tcW w:type="dxa" w:w="3360"/>
+            <w:tcW w:type="dxa" w:w="4968"/>
           </w:tcPr>
           <w:p>
             <w:r>
-              <w:t>8. Base test</w:t>
+              <w:t>Parallel execution</w:t>
             </w:r>
           </w:p>
         </w:tc>
         <w:tc>
           <w:tcPr>
-            <w:tcW w:type="dxa" w:w="3360"/>
+            <w:tcW w:type="dxa" w:w="4968"/>
           </w:tcPr>
           <w:p>
             <w:r>
-              <w:t>BaseTest.java</w:t>
-            </w:r>
-          </w:p>
-        </w:tc>
-        <w:tc>
-          <w:tcPr>
-            <w:tcW w:type="dxa" w:w="3360"/>
-          </w:tcPr>
-          <w:p>
-            <w:r>
-              <w:t>Reuse browser setup and teardown.</w:t>
-            </w:r>
-          </w:p>
-        </w:tc>
-      </w:tr>
-      <w:tr>
-        <w:tc>
-          <w:tcPr>
-            <w:tcW w:type="dxa" w:w="3360"/>
-          </w:tcPr>
-          <w:p>
-            <w:r>
-              <w:t>9. TestNG features</w:t>
-            </w:r>
-          </w:p>
-        </w:tc>
-        <w:tc>
-          <w:tcPr>
-            <w:tcW w:type="dxa" w:w="3360"/>
-          </w:tcPr>
-          <w:p>
-            <w:r>
-              <w:t>TestNGFeaturesTest.java and tests</w:t>
-            </w:r>
-          </w:p>
-        </w:tc>
-        <w:tc>
-          <w:tcPr>
-            <w:tcW w:type="dxa" w:w="3360"/>
-          </w:tcPr>
-          <w:p>
-            <w:r>
-              <w:t>Use annotations, assertions, and DataProvider.</w:t>
-            </w:r>
-          </w:p>
-        </w:tc>
-      </w:tr>
-      <w:tr>
-        <w:tc>
-          <w:tcPr>
-            <w:tcW w:type="dxa" w:w="3360"/>
-          </w:tcPr>
-          <w:p>
-            <w:r>
-              <w:t>10. Framework</w:t>
-            </w:r>
-          </w:p>
-        </w:tc>
-        <w:tc>
-          <w:tcPr>
-            <w:tcW w:type="dxa" w:w="3360"/>
-          </w:tcPr>
-          <w:p>
-            <w:r>
-              <w:t>Whole project</w:t>
-            </w:r>
-          </w:p>
-        </w:tc>
-        <w:tc>
-          <w:tcPr>
-            <w:tcW w:type="dxa" w:w="3360"/>
-          </w:tcPr>
-          <w:p>
-            <w:r>
-              <w:t>Connect config, pages, utilities, tests, and Maven.</w:t>
-            </w:r>
-          </w:p>
-        </w:tc>
-      </w:tr>
-      <w:tr>
-        <w:tc>
-          <w:tcPr>
-            <w:tcW w:type="dxa" w:w="3360"/>
-          </w:tcPr>
-          <w:p>
-            <w:r>
-              <w:t>11. Parallel execution</w:t>
-            </w:r>
-          </w:p>
-        </w:tc>
-        <w:tc>
-          <w:tcPr>
-            <w:tcW w:type="dxa" w:w="3360"/>
-          </w:tcPr>
-          <w:p>
-            <w:r>
-              <w:t>testng.xml and BaseTest.java</w:t>
-            </w:r>
-          </w:p>
-        </w:tc>
-        <w:tc>
-          <w:tcPr>
-            <w:tcW w:type="dxa" w:w="3360"/>
-          </w:tcPr>
-          <w:p>
-            <w:r>
-              <w:t>Try after sequential tests pass reliably and each test has its own driver.</w:t>
+              <w:t>Run tests concurrently after sequential execution is stable.</w:t>
             </w:r>
           </w:p>
         </w:tc>
@@ -1228,7 +1190,7 @@
     </w:tbl>
     <w:p>
       <w:r>
-        <w:t>Important: the 11 topics are one learning plan, but not all can be demonstrated honestly on SauceDemo. Do not invent alert, iframe, or window tests for elements that do not exist on that site.</w:t>
+        <w:t>Start with parallel="false". Enable parallel execution only when each test has its own WebDriver and independent data.</w:t>
       </w:r>
     </w:p>
     <w:p>
@@ -1236,12 +1198,79 @@
         <w:pStyle w:val="Heading1"/>
       </w:pPr>
       <w:r>
-        <w:t>7. SauceDemo scenarios</w:t>
+        <w:t>5. Framework Components</w:t>
       </w:r>
     </w:p>
     <w:p>
+      <w:pPr>
+        <w:pStyle w:val="ListBullet"/>
+      </w:pPr>
       <w:r>
-        <w:t>Website: https://www.saucedemo.com/</w:t>
+        <w:t>BaseTest.java — shared WebDriver setup and teardown.</w:t>
+      </w:r>
+    </w:p>
+    <w:p>
+      <w:pPr>
+        <w:pStyle w:val="ListBullet"/>
+      </w:pPr>
+      <w:r>
+        <w:t>pages/ — page locators and reusable page actions.</w:t>
+      </w:r>
+    </w:p>
+    <w:p>
+      <w:pPr>
+        <w:pStyle w:val="ListBullet"/>
+      </w:pPr>
+      <w:r>
+        <w:t>tests/ — test scenarios and assertions.</w:t>
+      </w:r>
+    </w:p>
+    <w:p>
+      <w:pPr>
+        <w:pStyle w:val="ListBullet"/>
+      </w:pPr>
+      <w:r>
+        <w:t>WaitUtils.java — reusable explicit-wait helpers.</w:t>
+      </w:r>
+    </w:p>
+    <w:p>
+      <w:pPr>
+        <w:pStyle w:val="ListBullet"/>
+      </w:pPr>
+      <w:r>
+        <w:t>ScreenshotUtils.java — screenshot helper.</w:t>
+      </w:r>
+    </w:p>
+    <w:p>
+      <w:pPr>
+        <w:pStyle w:val="ListBullet"/>
+      </w:pPr>
+      <w:r>
+        <w:t>config.properties — base URLs and test configuration.</w:t>
+      </w:r>
+    </w:p>
+    <w:p>
+      <w:pPr>
+        <w:pStyle w:val="ListBullet"/>
+      </w:pPr>
+      <w:r>
+        <w:t>pom.xml — Selenium and TestNG dependencies.</w:t>
+      </w:r>
+    </w:p>
+    <w:p>
+      <w:pPr>
+        <w:pStyle w:val="ListBullet"/>
+      </w:pPr>
+      <w:r>
+        <w:t>testng.xml — TestNG suite configuration.</w:t>
+      </w:r>
+    </w:p>
+    <w:p>
+      <w:pPr>
+        <w:pStyle w:val="Heading1"/>
+      </w:pPr>
+      <w:r>
+        <w:t>6. SauceDemo Test Scenarios</w:t>
       </w:r>
     </w:p>
     <w:p>
@@ -1251,71 +1280,66 @@
     </w:p>
     <w:p>
       <w:pPr>
-        <w:pStyle w:val="ListBullet"/>
+        <w:pStyle w:val="ListNumber"/>
       </w:pPr>
       <w:r>
-        <w:t>Valid login opens the inventory page.</w:t>
+        <w:t>Verify valid login opens the inventory page.</w:t>
       </w:r>
     </w:p>
     <w:p>
       <w:pPr>
-        <w:pStyle w:val="ListBullet"/>
+        <w:pStyle w:val="ListNumber"/>
       </w:pPr>
       <w:r>
-        <w:t>Invalid login displays an error message.</w:t>
+        <w:t>Verify invalid login displays an error.</w:t>
       </w:r>
     </w:p>
     <w:p>
       <w:pPr>
-        <w:pStyle w:val="ListBullet"/>
+        <w:pStyle w:val="ListNumber"/>
       </w:pPr>
       <w:r>
-        <w:t>Product names can be sorted alphabetically.</w:t>
+        <w:t>Sort product names alphabetically.</w:t>
       </w:r>
     </w:p>
     <w:p>
       <w:pPr>
-        <w:pStyle w:val="ListBullet"/>
+        <w:pStyle w:val="ListNumber"/>
       </w:pPr>
       <w:r>
-        <w:t>Adding Sauce Labs Backpack updates the cart badge.</w:t>
+        <w:t>Add a product to the cart and verify the cart badge.</w:t>
       </w:r>
     </w:p>
     <w:p>
       <w:pPr>
-        <w:pStyle w:val="ListBullet"/>
+        <w:pStyle w:val="ListNumber"/>
       </w:pPr>
       <w:r>
-        <w:t>The cart contains the product that was added.</w:t>
+        <w:t>Verify the expected product is in the cart.</w:t>
       </w:r>
     </w:p>
     <w:p>
       <w:pPr>
-        <w:pStyle w:val="ListBullet"/>
+        <w:pStyle w:val="ListNumber"/>
       </w:pPr>
       <w:r>
-        <w:t>Checkout accepts a first name, last name, and postal code.</w:t>
+        <w:t>Complete checkout with valid customer details.</w:t>
       </w:r>
     </w:p>
     <w:p>
       <w:pPr>
-        <w:pStyle w:val="ListBullet"/>
+        <w:pStyle w:val="ListNumber"/>
       </w:pPr>
       <w:r>
-        <w:t>Finishing checkout displays an order confirmation.</w:t>
+        <w:t>Verify the order confirmation.</w:t>
       </w:r>
     </w:p>
     <w:p>
       <w:pPr>
-        <w:pStyle w:val="ListBullet"/>
+        <w:pStyle w:val="ListNumber"/>
       </w:pPr>
       <w:r>
-        <w:t>A TestNG DataProvider supplies multiple login-data sets.</w:t>
-      </w:r>
-    </w:p>
-    <w:p>
-      <w:r>
-        <w:t>Each test should assert an expected result—for example, the inventory URL after login or the confirmation message after checkout. Clicking without checking the result is not enough.</w:t>
+        <w:t>Use a TestNG DataProvider for multiple login-data sets.</w:t>
       </w:r>
     </w:p>
     <w:p>
@@ -1323,370 +1347,66 @@
         <w:pStyle w:val="Heading1"/>
       </w:pPr>
       <w:r>
-        <w:t>8. Small code examples</w:t>
+        <w:t>7. Run in Eclipse</w:t>
       </w:r>
     </w:p>
     <w:p>
       <w:pPr>
-        <w:pStyle w:val="Heading2"/>
+        <w:pStyle w:val="ListNumber"/>
       </w:pPr>
       <w:r>
-        <w:t>A. Page Object constructor</w:t>
+        <w:t>Import the project using File → Import → Existing Maven Projects.</w:t>
+      </w:r>
+    </w:p>
+    <w:p>
+      <w:pPr>
+        <w:pStyle w:val="ListNumber"/>
+      </w:pPr>
+      <w:r>
+        <w:t>Select the project directory.</w:t>
+      </w:r>
+    </w:p>
+    <w:p>
+      <w:pPr>
+        <w:pStyle w:val="ListNumber"/>
+      </w:pPr>
+      <w:r>
+        <w:t>Right-click the project and select Maven → Update Project.</w:t>
+      </w:r>
+    </w:p>
+    <w:p>
+      <w:pPr>
+        <w:pStyle w:val="ListNumber"/>
+      </w:pPr>
+      <w:r>
+        <w:t>Ensure Chrome is installed. new ChromeDriver() uses Selenium Manager; no manually maintained Drivers folder is required.</w:t>
+      </w:r>
+    </w:p>
+    <w:p>
+      <w:pPr>
+        <w:pStyle w:val="ListNumber"/>
+      </w:pPr>
+      <w:r>
+        <w:t>Right-click testng.xml and choose Run As → TestNG Suite.</w:t>
+      </w:r>
+    </w:p>
+    <w:p>
+      <w:r>
+        <w:t>Terminal alternative, from the project directory:</w:t>
       </w:r>
     </w:p>
     <w:p>
       <w:pPr>
         <w:spacing w:before="40" w:after="120"/>
-        <w:ind w:left="288" w:right="144"/>
+        <w:ind w:left="259" w:right="144"/>
         <w:shd w:fill="F2F4F7"/>
       </w:pPr>
       <w:r>
         <w:rPr>
           <w:rFonts w:ascii="Consolas" w:hAnsi="Consolas"/>
-          <w:color w:val="2D2D2D"/>
           <w:sz w:val="16"/>
         </w:rPr>
-        <w:t>public class LoginPage {</w:t>
-      </w:r>
-      <w:r>
-        <w:br/>
-      </w:r>
-      <w:r>
-        <w:rPr>
-          <w:rFonts w:ascii="Consolas" w:hAnsi="Consolas"/>
-          <w:color w:val="2D2D2D"/>
-          <w:sz w:val="16"/>
-        </w:rPr>
-        <w:t xml:space="preserve">    private WebDriver driver;</w:t>
-      </w:r>
-      <w:r>
-        <w:br/>
-      </w:r>
-      <w:r>
-        <w:rPr>
-          <w:rFonts w:ascii="Consolas" w:hAnsi="Consolas"/>
-          <w:color w:val="2D2D2D"/>
-          <w:sz w:val="16"/>
-        </w:rPr>
-        <w:t xml:space="preserve">    private WebDriverWait wait;</w:t>
-      </w:r>
-      <w:r>
-        <w:br/>
-      </w:r>
-      <w:r>
-        <w:rPr>
-          <w:rFonts w:ascii="Consolas" w:hAnsi="Consolas"/>
-          <w:color w:val="2D2D2D"/>
-          <w:sz w:val="16"/>
-        </w:rPr>
-      </w:r>
-      <w:r>
-        <w:br/>
-      </w:r>
-      <w:r>
-        <w:rPr>
-          <w:rFonts w:ascii="Consolas" w:hAnsi="Consolas"/>
-          <w:color w:val="2D2D2D"/>
-          <w:sz w:val="16"/>
-        </w:rPr>
-        <w:t xml:space="preserve">    public LoginPage(WebDriver driver) {</w:t>
-      </w:r>
-      <w:r>
-        <w:br/>
-      </w:r>
-      <w:r>
-        <w:rPr>
-          <w:rFonts w:ascii="Consolas" w:hAnsi="Consolas"/>
-          <w:color w:val="2D2D2D"/>
-          <w:sz w:val="16"/>
-        </w:rPr>
-        <w:t xml:space="preserve">        this.driver = driver;</w:t>
-      </w:r>
-      <w:r>
-        <w:br/>
-      </w:r>
-      <w:r>
-        <w:rPr>
-          <w:rFonts w:ascii="Consolas" w:hAnsi="Consolas"/>
-          <w:color w:val="2D2D2D"/>
-          <w:sz w:val="16"/>
-        </w:rPr>
-        <w:t xml:space="preserve">        this.wait = new WebDriverWait(driver, Duration.ofSeconds(10));</w:t>
-      </w:r>
-      <w:r>
-        <w:br/>
-      </w:r>
-      <w:r>
-        <w:rPr>
-          <w:rFonts w:ascii="Consolas" w:hAnsi="Consolas"/>
-          <w:color w:val="2D2D2D"/>
-          <w:sz w:val="16"/>
-        </w:rPr>
-        <w:t xml:space="preserve">    }</w:t>
-      </w:r>
-      <w:r>
-        <w:br/>
-      </w:r>
-      <w:r>
-        <w:rPr>
-          <w:rFonts w:ascii="Consolas" w:hAnsi="Consolas"/>
-          <w:color w:val="2D2D2D"/>
-          <w:sz w:val="16"/>
-        </w:rPr>
-        <w:t>}</w:t>
-      </w:r>
-    </w:p>
-    <w:p>
-      <w:r>
-        <w:t>Meaning: the test passes its browser to the page object. The page object uses that browser to find elements.</w:t>
-      </w:r>
-    </w:p>
-    <w:p>
-      <w:pPr>
-        <w:pStyle w:val="Heading2"/>
-      </w:pPr>
-      <w:r>
-        <w:t>B. Explicit wait</w:t>
-      </w:r>
-    </w:p>
-    <w:p>
-      <w:pPr>
-        <w:spacing w:before="40" w:after="120"/>
-        <w:ind w:left="288" w:right="144"/>
-        <w:shd w:fill="F2F4F7"/>
-      </w:pPr>
-      <w:r>
-        <w:rPr>
-          <w:rFonts w:ascii="Consolas" w:hAnsi="Consolas"/>
-          <w:color w:val="2D2D2D"/>
-          <w:sz w:val="16"/>
-        </w:rPr>
-        <w:t>WebElement loginButton = wait.until(</w:t>
-      </w:r>
-      <w:r>
-        <w:br/>
-      </w:r>
-      <w:r>
-        <w:rPr>
-          <w:rFonts w:ascii="Consolas" w:hAnsi="Consolas"/>
-          <w:color w:val="2D2D2D"/>
-          <w:sz w:val="16"/>
-        </w:rPr>
-        <w:t xml:space="preserve">    ExpectedConditions.elementToBeClickable(By.id("login-button"))</w:t>
-      </w:r>
-      <w:r>
-        <w:br/>
-      </w:r>
-      <w:r>
-        <w:rPr>
-          <w:rFonts w:ascii="Consolas" w:hAnsi="Consolas"/>
-          <w:color w:val="2D2D2D"/>
-          <w:sz w:val="16"/>
-        </w:rPr>
-        <w:t>);</w:t>
-      </w:r>
-      <w:r>
-        <w:br/>
-      </w:r>
-      <w:r>
-        <w:rPr>
-          <w:rFonts w:ascii="Consolas" w:hAnsi="Consolas"/>
-          <w:color w:val="2D2D2D"/>
-          <w:sz w:val="16"/>
-        </w:rPr>
-        <w:t>loginButton.click();</w:t>
-      </w:r>
-    </w:p>
-    <w:p>
-      <w:r>
-        <w:t>Meaning: Selenium waits up to 10 seconds for the button to become clickable and continues sooner if it is ready.</w:t>
-      </w:r>
-    </w:p>
-    <w:p>
-      <w:pPr>
-        <w:pStyle w:val="Heading2"/>
-      </w:pPr>
-      <w:r>
-        <w:t>C. TestNG assertion</w:t>
-      </w:r>
-    </w:p>
-    <w:p>
-      <w:pPr>
-        <w:spacing w:before="40" w:after="120"/>
-        <w:ind w:left="288" w:right="144"/>
-        <w:shd w:fill="F2F4F7"/>
-      </w:pPr>
-      <w:r>
-        <w:rPr>
-          <w:rFonts w:ascii="Consolas" w:hAnsi="Consolas"/>
-          <w:color w:val="2D2D2D"/>
-          <w:sz w:val="16"/>
-        </w:rPr>
-        <w:t>@Test</w:t>
-      </w:r>
-      <w:r>
-        <w:br/>
-      </w:r>
-      <w:r>
-        <w:rPr>
-          <w:rFonts w:ascii="Consolas" w:hAnsi="Consolas"/>
-          <w:color w:val="2D2D2D"/>
-          <w:sz w:val="16"/>
-        </w:rPr>
-        <w:t>public void validLoginOpensInventory() {</w:t>
-      </w:r>
-      <w:r>
-        <w:br/>
-      </w:r>
-      <w:r>
-        <w:rPr>
-          <w:rFonts w:ascii="Consolas" w:hAnsi="Consolas"/>
-          <w:color w:val="2D2D2D"/>
-          <w:sz w:val="16"/>
-        </w:rPr>
-        <w:t xml:space="preserve">    LoginPage loginPage = new LoginPage(driver);</w:t>
-      </w:r>
-      <w:r>
-        <w:br/>
-      </w:r>
-      <w:r>
-        <w:rPr>
-          <w:rFonts w:ascii="Consolas" w:hAnsi="Consolas"/>
-          <w:color w:val="2D2D2D"/>
-          <w:sz w:val="16"/>
-        </w:rPr>
-        <w:t xml:space="preserve">    loginPage.login("standard_user", "secret_sauce");</w:t>
-      </w:r>
-      <w:r>
-        <w:br/>
-      </w:r>
-      <w:r>
-        <w:rPr>
-          <w:rFonts w:ascii="Consolas" w:hAnsi="Consolas"/>
-          <w:color w:val="2D2D2D"/>
-          <w:sz w:val="16"/>
-        </w:rPr>
-      </w:r>
-      <w:r>
-        <w:br/>
-      </w:r>
-      <w:r>
-        <w:rPr>
-          <w:rFonts w:ascii="Consolas" w:hAnsi="Consolas"/>
-          <w:color w:val="2D2D2D"/>
-          <w:sz w:val="16"/>
-        </w:rPr>
-        <w:t xml:space="preserve">    Assert.assertTrue(driver.getCurrentUrl().contains("inventory.html"));</w:t>
-      </w:r>
-      <w:r>
-        <w:br/>
-      </w:r>
-      <w:r>
-        <w:rPr>
-          <w:rFonts w:ascii="Consolas" w:hAnsi="Consolas"/>
-          <w:color w:val="2D2D2D"/>
-          <w:sz w:val="16"/>
-        </w:rPr>
-        <w:t>}</w:t>
-      </w:r>
-    </w:p>
-    <w:p>
-      <w:r>
-        <w:t>Meaning: perform login and verify the expected destination. In the full framework, reuse BaseTest and page methods rather than duplicating setup.</w:t>
-      </w:r>
-    </w:p>
-    <w:p>
-      <w:pPr>
-        <w:pStyle w:val="Heading2"/>
-      </w:pPr>
-      <w:r>
-        <w:t>D. DataProvider</w:t>
-      </w:r>
-    </w:p>
-    <w:p>
-      <w:pPr>
-        <w:spacing w:before="40" w:after="120"/>
-        <w:ind w:left="288" w:right="144"/>
-        <w:shd w:fill="F2F4F7"/>
-      </w:pPr>
-      <w:r>
-        <w:rPr>
-          <w:rFonts w:ascii="Consolas" w:hAnsi="Consolas"/>
-          <w:color w:val="2D2D2D"/>
-          <w:sz w:val="16"/>
-        </w:rPr>
-        <w:t>@DataProvider(name = "loginData")</w:t>
-      </w:r>
-      <w:r>
-        <w:br/>
-      </w:r>
-      <w:r>
-        <w:rPr>
-          <w:rFonts w:ascii="Consolas" w:hAnsi="Consolas"/>
-          <w:color w:val="2D2D2D"/>
-          <w:sz w:val="16"/>
-        </w:rPr>
-        <w:t>public Object[][] loginData() {</w:t>
-      </w:r>
-      <w:r>
-        <w:br/>
-      </w:r>
-      <w:r>
-        <w:rPr>
-          <w:rFonts w:ascii="Consolas" w:hAnsi="Consolas"/>
-          <w:color w:val="2D2D2D"/>
-          <w:sz w:val="16"/>
-        </w:rPr>
-        <w:t xml:space="preserve">    return new Object[][] {</w:t>
-      </w:r>
-      <w:r>
-        <w:br/>
-      </w:r>
-      <w:r>
-        <w:rPr>
-          <w:rFonts w:ascii="Consolas" w:hAnsi="Consolas"/>
-          <w:color w:val="2D2D2D"/>
-          <w:sz w:val="16"/>
-        </w:rPr>
-        <w:t xml:space="preserve">        {"standard_user", "secret_sauce"},</w:t>
-      </w:r>
-      <w:r>
-        <w:br/>
-      </w:r>
-      <w:r>
-        <w:rPr>
-          <w:rFonts w:ascii="Consolas" w:hAnsi="Consolas"/>
-          <w:color w:val="2D2D2D"/>
-          <w:sz w:val="16"/>
-        </w:rPr>
-        <w:t xml:space="preserve">        {"wrong_user", "wrong_password"}</w:t>
-      </w:r>
-      <w:r>
-        <w:br/>
-      </w:r>
-      <w:r>
-        <w:rPr>
-          <w:rFonts w:ascii="Consolas" w:hAnsi="Consolas"/>
-          <w:color w:val="2D2D2D"/>
-          <w:sz w:val="16"/>
-        </w:rPr>
-        <w:t xml:space="preserve">    };</w:t>
-      </w:r>
-      <w:r>
-        <w:br/>
-      </w:r>
-      <w:r>
-        <w:rPr>
-          <w:rFonts w:ascii="Consolas" w:hAnsi="Consolas"/>
-          <w:color w:val="2D2D2D"/>
-          <w:sz w:val="16"/>
-        </w:rPr>
-        <w:t>}</w:t>
-      </w:r>
-    </w:p>
-    <w:p>
-      <w:r>
-        <w:t>Meaning: TestNG can pass each row to a test method. Define expected results for each data set.</w:t>
+        <w:t>mvn clean test</w:t>
       </w:r>
     </w:p>
     <w:p>
@@ -1694,75 +1414,47 @@
         <w:pStyle w:val="Heading1"/>
       </w:pPr>
       <w:r>
-        <w:t>9. Run the tests</w:t>
-      </w:r>
-    </w:p>
-    <w:p>
-      <w:pPr>
-        <w:pStyle w:val="Heading2"/>
-      </w:pPr>
-      <w:r>
-        <w:t>In Eclipse</w:t>
-      </w:r>
-    </w:p>
-    <w:p>
-      <w:pPr>
-        <w:pStyle w:val="ListNumber"/>
-      </w:pPr>
-      <w:r>
-        <w:t>Save all files.</w:t>
-      </w:r>
-    </w:p>
-    <w:p>
-      <w:pPr>
-        <w:pStyle w:val="ListNumber"/>
-      </w:pPr>
-      <w:r>
-        <w:t>Right-click the project → Maven → Update Project.</w:t>
-      </w:r>
-    </w:p>
-    <w:p>
-      <w:pPr>
-        <w:pStyle w:val="ListNumber"/>
-      </w:pPr>
-      <w:r>
-        <w:t>Right-click testng.xml → Run As → TestNG Suite.</w:t>
-      </w:r>
-    </w:p>
-    <w:p>
-      <w:pPr>
-        <w:pStyle w:val="ListNumber"/>
-      </w:pPr>
-      <w:r>
-        <w:t>Review the TestNG results and Console output.</w:t>
-      </w:r>
-    </w:p>
-    <w:p>
-      <w:pPr>
-        <w:pStyle w:val="Heading2"/>
-      </w:pPr>
-      <w:r>
-        <w:t>From a terminal</w:t>
-      </w:r>
-    </w:p>
-    <w:p>
-      <w:pPr>
-        <w:spacing w:before="40" w:after="120"/>
-        <w:ind w:left="288" w:right="144"/>
-        <w:shd w:fill="F2F4F7"/>
-      </w:pPr>
-      <w:r>
-        <w:rPr>
-          <w:rFonts w:ascii="Consolas" w:hAnsi="Consolas"/>
-          <w:color w:val="2D2D2D"/>
-          <w:sz w:val="16"/>
-        </w:rPr>
-        <w:t>mvn clean test</w:t>
+        <w:t>Deliverables Checklist</w:t>
       </w:r>
     </w:p>
     <w:p>
       <w:r>
-        <w:t>Run this from the project folder. Maven must be installed and available on PATH. Start with parallel="false" in testng.xml. Increase parallel execution only after sequential tests are stable.</w:t>
+        <w:t>☐  Advanced Selenium scripts for waits and complex interactions.</w:t>
+      </w:r>
+    </w:p>
+    <w:p>
+      <w:r>
+        <w:t>☐  POM implementation with separate page classes.</w:t>
+      </w:r>
+    </w:p>
+    <w:p>
+      <w:r>
+        <w:t>☐  TestNG suite with annotations and assertions.</w:t>
+      </w:r>
+    </w:p>
+    <w:p>
+      <w:r>
+        <w:t>☐  Data provider and suite configuration.</w:t>
+      </w:r>
+    </w:p>
+    <w:p>
+      <w:r>
+        <w:t>☐  Reusable framework with BaseTest and utilities.</w:t>
+      </w:r>
+    </w:p>
+    <w:p>
+      <w:r>
+        <w:t>☐  Configuration properties file.</w:t>
+      </w:r>
+    </w:p>
+    <w:p>
+      <w:r>
+        <w:t>☐  README.md framework documentation.</w:t>
+      </w:r>
+    </w:p>
+    <w:p>
+      <w:r>
+        <w:t>☐  README.docx framework documentation.</w:t>
       </w:r>
     </w:p>
     <w:p>
@@ -1770,137 +1462,18 @@
         <w:pStyle w:val="Heading1"/>
       </w:pPr>
       <w:r>
-        <w:t>10. Common problems</w:t>
+        <w:t>Notes</w:t>
       </w:r>
     </w:p>
     <w:p>
       <w:r>
-        <w:rPr>
-          <w:b/>
-        </w:rPr>
-        <w:t xml:space="preserve">ChromeDriver session error: </w:t>
-      </w:r>
-      <w:r>
-        <w:t>Update Chrome or let Selenium Manager resolve a compatible driver; avoid an outdated manually pinned driver.</w:t>
-      </w:r>
-    </w:p>
-    <w:p>
-      <w:r>
-        <w:rPr>
-          <w:b/>
-        </w:rPr>
-        <w:t xml:space="preserve">Element not found: </w:t>
-      </w:r>
-      <w:r>
-        <w:t>Check the locator, current page, and page-load state. Use an explicit wait for the required condition.</w:t>
-      </w:r>
-    </w:p>
-    <w:p>
-      <w:r>
-        <w:rPr>
-          <w:b/>
-        </w:rPr>
-        <w:t xml:space="preserve">Tests pass alone but fail in a suite: </w:t>
-      </w:r>
-      <w:r>
-        <w:t>Check shared state, test data, timing, and parallel settings. Give each test its own WebDriver.</w:t>
-      </w:r>
-    </w:p>
-    <w:p>
-      <w:r>
-        <w:rPr>
-          <w:b/>
-        </w:rPr>
-        <w:t xml:space="preserve">Maven dependencies missing: </w:t>
-      </w:r>
-      <w:r>
-        <w:t>Right-click project → Maven → Update Project.</w:t>
-      </w:r>
-    </w:p>
-    <w:p>
-      <w:r>
-        <w:rPr>
-          <w:b/>
-        </w:rPr>
-        <w:t xml:space="preserve">TestNG suite does not run: </w:t>
-      </w:r>
-      <w:r>
-        <w:t>Check that test class names in testng.xml match the package and class names.</w:t>
-      </w:r>
-    </w:p>
-    <w:p>
-      <w:pPr>
-        <w:pStyle w:val="Heading1"/>
-      </w:pPr>
-      <w:r>
-        <w:t>11. Completion checklist</w:t>
-      </w:r>
-    </w:p>
-    <w:p>
-      <w:r>
-        <w:t>☐  Maven project imports without dependency errors.</w:t>
-      </w:r>
-    </w:p>
-    <w:p>
-      <w:r>
-        <w:t>☐  BaseTest opens and closes Chrome.</w:t>
-      </w:r>
-    </w:p>
-    <w:p>
-      <w:r>
-        <w:t>☐  Page classes contain their own locators and actions.</w:t>
-      </w:r>
-    </w:p>
-    <w:p>
-      <w:r>
-        <w:t>☐  Tests include meaningful assertions.</w:t>
-      </w:r>
-    </w:p>
-    <w:p>
-      <w:r>
-        <w:t>☐  Login, sorting, cart, and checkout are covered.</w:t>
-      </w:r>
-    </w:p>
-    <w:p>
-      <w:r>
-        <w:t>☐  Tests pass sequentially before parallel execution is attempted.</w:t>
-      </w:r>
-    </w:p>
-    <w:p>
-      <w:r>
-        <w:t>☐  Alerts, frames, windows, and advanced Actions are practised on a site that supports them.</w:t>
-      </w:r>
-    </w:p>
-    <w:p>
-      <w:pPr>
-        <w:pStyle w:val="Heading1"/>
-      </w:pPr>
-      <w:r>
-        <w:t>Reference and verification note</w:t>
-      </w:r>
-    </w:p>
-    <w:p>
-      <w:r>
-        <w:t>Sauce Labs official documentation demonstrates the basic SauceDemo login flow and emphasizes checking the expected result with assertions:</w:t>
-      </w:r>
-    </w:p>
-    <w:p>
-      <w:r>
-        <w:rPr>
-          <w:i/>
-        </w:rPr>
-        <w:t>https://docs.saucelabs.com/web-apps/automated-testing/selenium/sample-scripts/</w:t>
-      </w:r>
-    </w:p>
-    <w:p>
-      <w:r>
-        <w:t>This guide is a learning template. The code has not been executed in the learner's local Eclipse environment; run the suite and resolve any environment-specific issues before treating results as verified.</w:t>
+        <w:t>The test code is a learning template and must be run in the local environment before results are considered verified. Check locators and page behavior if the practice website changes.</w:t>
       </w:r>
     </w:p>
     <w:sectPr>
       <w:footerReference w:type="default" r:id="rId9"/>
       <w:pgSz w:w="12240" w:h="15840"/>
-      <w:pgMar w:top="936" w:right="1080" w:bottom="936" w:left="1080" w:header="720" w:footer="720" w:gutter="0"/>
+      <w:pgMar w:top="1008" w:right="1152" w:bottom="936" w:left="1152" w:header="720" w:footer="720" w:gutter="0"/>
       <w:cols w:space="720"/>
       <w:docGrid w:linePitch="360"/>
     </w:sectPr>
@@ -1916,7 +1489,7 @@
       <w:jc w:val="center"/>
     </w:pPr>
     <w:r>
-      <w:t xml:space="preserve">Day 13 • SauceDemo POM Guide  |  Page </w:t>
+      <w:t xml:space="preserve">Day 13 • Advanced Selenium &amp; Automation Frameworks  |  Page </w:t>
     </w:r>
     <w:fldChar w:fldCharType="begin"/>
     <w:instrText xml:space="preserve"> PAGE </w:instrText>
@@ -2288,11 +1861,9 @@
     <w:name w:val="Normal"/>
     <w:qFormat/>
     <w:rsid w:val="00FC693F"/>
-    <w:pPr>
-      <w:spacing w:after="80"/>
-    </w:pPr>
     <w:rPr>
       <w:rFonts w:ascii="Aptos" w:hAnsi="Aptos"/>
+      <w:color w:val="222222"/>
       <w:sz w:val="19"/>
     </w:rPr>
   </w:style>
@@ -2355,11 +1926,11 @@
       <w:outlineLvl w:val="0"/>
     </w:pPr>
     <w:rPr>
-      <w:rFonts w:asciiTheme="majorHAnsi" w:eastAsiaTheme="majorEastAsia" w:hAnsiTheme="majorHAnsi" w:cstheme="majorBidi" w:ascii="Aptos Display" w:hAnsi="Aptos Display"/>
+      <w:rFonts w:asciiTheme="majorHAnsi" w:eastAsiaTheme="majorEastAsia" w:hAnsiTheme="majorHAnsi" w:cstheme="majorBidi" w:ascii="Aptos" w:hAnsi="Aptos"/>
       <w:b/>
       <w:bCs/>
       <w:color w:val="17365D"/>
-      <w:sz w:val="32"/>
+      <w:sz w:val="30"/>
       <w:szCs w:val="28"/>
     </w:rPr>
   </w:style>
@@ -2379,11 +1950,11 @@
       <w:outlineLvl w:val="1"/>
     </w:pPr>
     <w:rPr>
-      <w:rFonts w:asciiTheme="majorHAnsi" w:eastAsiaTheme="majorEastAsia" w:hAnsiTheme="majorHAnsi" w:cstheme="majorBidi" w:ascii="Aptos Display" w:hAnsi="Aptos Display"/>
+      <w:rFonts w:asciiTheme="majorHAnsi" w:eastAsiaTheme="majorEastAsia" w:hAnsiTheme="majorHAnsi" w:cstheme="majorBidi" w:ascii="Aptos" w:hAnsi="Aptos"/>
       <w:b/>
       <w:bCs/>
       <w:color w:val="2F5597"/>
-      <w:sz w:val="24"/>
+      <w:sz w:val="23"/>
       <w:szCs w:val="26"/>
     </w:rPr>
   </w:style>
@@ -2403,7 +1974,7 @@
       <w:outlineLvl w:val="2"/>
     </w:pPr>
     <w:rPr>
-      <w:rFonts w:asciiTheme="majorHAnsi" w:eastAsiaTheme="majorEastAsia" w:hAnsiTheme="majorHAnsi" w:cstheme="majorBidi" w:ascii="Aptos Display" w:hAnsi="Aptos Display"/>
+      <w:rFonts w:asciiTheme="majorHAnsi" w:eastAsiaTheme="majorEastAsia" w:hAnsiTheme="majorHAnsi" w:cstheme="majorBidi" w:ascii="Aptos" w:hAnsi="Aptos"/>
       <w:b/>
       <w:bCs/>
       <w:color w:val="2F5597"/>
@@ -2645,7 +2216,7 @@
       <w:contextualSpacing/>
     </w:pPr>
     <w:rPr>
-      <w:rFonts w:asciiTheme="majorHAnsi" w:eastAsiaTheme="majorEastAsia" w:hAnsiTheme="majorHAnsi" w:cstheme="majorBidi" w:ascii="Aptos Display" w:hAnsi="Aptos Display"/>
+      <w:rFonts w:asciiTheme="majorHAnsi" w:eastAsiaTheme="majorEastAsia" w:hAnsiTheme="majorHAnsi" w:cstheme="majorBidi" w:ascii="Aptos" w:hAnsi="Aptos"/>
       <w:b/>
       <w:color w:val="17365D"/>
       <w:spacing w:val="5"/>
